--- a/t25_s1.docx
+++ b/t25_s1.docx
@@ -3,2168 +3,998 @@
 <w:document xmlns:wpc="http://schemas.microsoft.com/office/word/2010/wordprocessingCanvas" xmlns:mo="http://schemas.microsoft.com/office/mac/office/2008/main" xmlns:mc="http://schemas.openxmlformats.org/markup-compatibility/2006" xmlns:mv="urn:schemas-microsoft-com:mac:vml" xmlns:o="urn:schemas-microsoft-com:office:office" xmlns:r="http://schemas.openxmlformats.org/officeDocument/2006/relationships" xmlns:m="http://schemas.openxmlformats.org/officeDocument/2006/math" xmlns:v="urn:schemas-microsoft-com:vml" xmlns:wp14="http://schemas.microsoft.com/office/word/2010/wordprocessingDrawing" xmlns:wp="http://schemas.openxmlformats.org/drawingml/2006/wordprocessingDrawing" xmlns:w10="urn:schemas-microsoft-com:office:word" xmlns:w="http://schemas.openxmlformats.org/wordprocessingml/2006/main" xmlns:w14="http://schemas.microsoft.com/office/word/2010/wordml" xmlns:wpg="http://schemas.microsoft.com/office/word/2010/wordprocessingGroup" xmlns:wpi="http://schemas.microsoft.com/office/word/2010/wordprocessingInk" xmlns:wne="http://schemas.microsoft.com/office/word/2006/wordml" xmlns:wps="http://schemas.microsoft.com/office/word/2010/wordprocessingShape" mc:Ignorable="w14 wp14">
   <w:body>
     <w:p>
-      <w:pPr>
-        <w:spacing w:after="20" w:before="120"/>
-      </w:pPr>
       <w:r>
-        <w:rPr>
-          <w:b/>
-          <w:sz w:val="22"/>
-        </w:rPr>
-        <w:t>Question: A client develops anaphylaxis after a bee sting. What is the nurse's priority intervention?</w:t>
+        <w:t xml:space="preserve">Question: The normal serum sodium level is:</w:t>
       </w:r>
     </w:p>
     <w:p>
-      <w:pPr>
-        <w:spacing w:after="0" w:before="0"/>
-      </w:pPr>
       <w:r>
-        <w:rPr>
-          <w:b w:val="0"/>
-          <w:sz w:val="22"/>
-        </w:rPr>
-        <w:t>(a) Administer epinephrine IM immediately</w:t>
+        <w:t xml:space="preserve">(a) 135–145 mEq/L</w:t>
       </w:r>
     </w:p>
     <w:p>
-      <w:pPr>
-        <w:spacing w:after="0" w:before="0"/>
-      </w:pPr>
       <w:r>
-        <w:rPr>
-          <w:b w:val="0"/>
-          <w:sz w:val="22"/>
-        </w:rPr>
-        <w:t>(b) Apply oxygen by face mask</w:t>
+        <w:t xml:space="preserve">(b) 115–125 mEq/L</w:t>
       </w:r>
     </w:p>
     <w:p>
-      <w:pPr>
-        <w:spacing w:after="0" w:before="0"/>
-      </w:pPr>
       <w:r>
-        <w:rPr>
-          <w:b w:val="0"/>
-          <w:sz w:val="22"/>
-        </w:rPr>
-        <w:t>(c) Give an oral antihistamine</w:t>
+        <w:t xml:space="preserve">(c) 155–165 mEq/L</w:t>
       </w:r>
     </w:p>
     <w:p>
-      <w:pPr>
-        <w:spacing w:after="0" w:before="0"/>
-      </w:pPr>
       <w:r>
-        <w:rPr>
-          <w:b w:val="0"/>
-          <w:sz w:val="22"/>
-        </w:rPr>
-        <w:t>(d) Establish IV access first</w:t>
+        <w:t xml:space="preserve">(d) 170–180 mEq/L</w:t>
       </w:r>
     </w:p>
     <w:p>
-      <w:pPr>
-        <w:spacing w:after="0" w:before="40"/>
-      </w:pPr>
       <w:r>
-        <w:rPr>
-          <w:b/>
-          <w:sz w:val="22"/>
-        </w:rPr>
-        <w:t>Answer: a</w:t>
+        <w:t xml:space="preserve">Answer: a</w:t>
       </w:r>
     </w:p>
     <w:p>
-      <w:pPr>
-        <w:spacing w:after="0" w:before="0"/>
-      </w:pPr>
       <w:r>
-        <w:rPr>
-          <w:b w:val="0"/>
-          <w:sz w:val="21"/>
-        </w:rPr>
-        <w:t>Solution: Epinephrine IM is the first-line, life-saving treatment for anaphylaxis; it reverses bronchospasm, laryngeal edema and hypotension.</w:t>
+        <w:t xml:space="preserve">Solution: Normal sodium is 135–145 mEq/L — the major extracellular cation regulating water balance.</w:t>
       </w:r>
     </w:p>
     <w:p>
-      <w:pPr>
-        <w:spacing w:after="0" w:before="0"/>
-      </w:pPr>
       <w:r>
-        <w:rPr>
-          <w:b w:val="0"/>
-          <w:sz w:val="20"/>
-        </w:rPr>
-        <w:t>Positive Marks: 1</w:t>
+        <w:t xml:space="preserve">Positive Marks: 1</w:t>
       </w:r>
     </w:p>
     <w:p>
-      <w:pPr>
-        <w:spacing w:after="160" w:before="0"/>
-      </w:pPr>
       <w:r>
-        <w:rPr>
-          <w:b w:val="0"/>
-          <w:sz w:val="20"/>
-        </w:rPr>
-        <w:t>Negative Marks: 0.25</w:t>
+        <w:t xml:space="preserve">Negative Marks: 0.25</w:t>
       </w:r>
     </w:p>
     <w:p>
-      <w:pPr>
-        <w:spacing w:after="20" w:before="120"/>
-      </w:pPr>
       <w:r>
-        <w:rPr>
-          <w:b/>
-          <w:sz w:val="22"/>
-        </w:rPr>
-        <w:t>Question: A client on DOTS therapy for tuberculosis reports orange-red discoloration of urine. What should the nurse explain?</w:t>
+        <w:t xml:space="preserve"/>
       </w:r>
     </w:p>
     <w:p>
-      <w:pPr>
-        <w:spacing w:after="0" w:before="0"/>
-      </w:pPr>
       <w:r>
-        <w:rPr>
-          <w:b w:val="0"/>
-          <w:sz w:val="22"/>
-        </w:rPr>
-        <w:t>(a) It is a harmless side effect of rifampicin and therapy must continue</w:t>
+        <w:t xml:space="preserve">Question: The nurse is providing care to a patient with a pressure injury. Which stage involves full-thickness skin loss?</w:t>
       </w:r>
     </w:p>
     <w:p>
-      <w:pPr>
-        <w:spacing w:after="0" w:before="0"/>
-      </w:pPr>
       <w:r>
-        <w:rPr>
-          <w:b w:val="0"/>
-          <w:sz w:val="22"/>
-        </w:rPr>
-        <w:t>(b) It indicates liver damage</w:t>
+        <w:t xml:space="preserve">(a) Stage 3 pressure injury</w:t>
       </w:r>
     </w:p>
     <w:p>
-      <w:pPr>
-        <w:spacing w:after="0" w:before="0"/>
-      </w:pPr>
       <w:r>
-        <w:rPr>
-          <w:b w:val="0"/>
-          <w:sz w:val="22"/>
-        </w:rPr>
-        <w:t>(c) The drug must be stopped immediately</w:t>
+        <w:t xml:space="preserve">(b) Stage 1</w:t>
       </w:r>
     </w:p>
     <w:p>
-      <w:pPr>
-        <w:spacing w:after="0" w:before="0"/>
-      </w:pPr>
       <w:r>
-        <w:rPr>
-          <w:b w:val="0"/>
-          <w:sz w:val="22"/>
-        </w:rPr>
-        <w:t>(d) The client needs a higher dose</w:t>
+        <w:t xml:space="preserve">(c) Stage 2</w:t>
       </w:r>
     </w:p>
     <w:p>
-      <w:pPr>
-        <w:spacing w:after="0" w:before="40"/>
-      </w:pPr>
       <w:r>
-        <w:rPr>
-          <w:b/>
-          <w:sz w:val="22"/>
-        </w:rPr>
-        <w:t>Answer: a</w:t>
+        <w:t xml:space="preserve">(d) Deep tissue injury only</w:t>
       </w:r>
     </w:p>
     <w:p>
-      <w:pPr>
-        <w:spacing w:after="0" w:before="0"/>
-      </w:pPr>
       <w:r>
-        <w:rPr>
-          <w:b w:val="0"/>
-          <w:sz w:val="21"/>
-        </w:rPr>
-        <w:t>Solution: Rifampicin harmlessly turns urine (and tears/sweat) orange-red; the client is reassured and adherence continues. Jaundice or hepatitis symptoms, however, require evaluation.</w:t>
+        <w:t xml:space="preserve">Answer: a</w:t>
       </w:r>
     </w:p>
     <w:p>
-      <w:pPr>
-        <w:spacing w:after="0" w:before="0"/>
-      </w:pPr>
       <w:r>
-        <w:rPr>
-          <w:b w:val="0"/>
-          <w:sz w:val="20"/>
-        </w:rPr>
-        <w:t>Positive Marks: 1</w:t>
+        <w:t xml:space="preserve">Solution: Stage 1 — intact skin with non-blanchable redness; stage 2 — partial-thickness loss; stage 3 — full-thickness loss with visible fat; stage 4 — deep tissue/muscle/bone involvement.</w:t>
       </w:r>
     </w:p>
     <w:p>
-      <w:pPr>
-        <w:spacing w:after="160" w:before="0"/>
-      </w:pPr>
       <w:r>
-        <w:rPr>
-          <w:b w:val="0"/>
-          <w:sz w:val="20"/>
-        </w:rPr>
-        <w:t>Negative Marks: 0.25</w:t>
+        <w:t xml:space="preserve">Positive Marks: 1</w:t>
       </w:r>
     </w:p>
     <w:p>
-      <w:pPr>
-        <w:spacing w:after="20" w:before="120"/>
-      </w:pPr>
       <w:r>
-        <w:rPr>
-          <w:b/>
-          <w:sz w:val="22"/>
-        </w:rPr>
-        <w:t>Question: Which vaccine can be frozen during storage?</w:t>
+        <w:t xml:space="preserve">Negative Marks: 0.25</w:t>
       </w:r>
     </w:p>
     <w:p>
-      <w:pPr>
-        <w:spacing w:after="0" w:before="0"/>
-      </w:pPr>
       <w:r>
-        <w:rPr>
-          <w:b w:val="0"/>
-          <w:sz w:val="22"/>
-        </w:rPr>
-        <w:t>(a) BCG</w:t>
+        <w:t xml:space="preserve"/>
       </w:r>
     </w:p>
     <w:p>
-      <w:pPr>
-        <w:spacing w:after="0" w:before="0"/>
-      </w:pPr>
       <w:r>
-        <w:rPr>
-          <w:b w:val="0"/>
-          <w:sz w:val="22"/>
-        </w:rPr>
-        <w:t>(b) Polio (OPV)</w:t>
+        <w:t xml:space="preserve">Question: A patient with chronic kidney disease is being taught about potassium. The nurse should teach the patient to avoid:</w:t>
       </w:r>
     </w:p>
     <w:p>
-      <w:pPr>
-        <w:spacing w:after="0" w:before="0"/>
-      </w:pPr>
       <w:r>
-        <w:rPr>
-          <w:b w:val="0"/>
-          <w:sz w:val="22"/>
-        </w:rPr>
-        <w:t>(c) MMR</w:t>
+        <w:t xml:space="preserve">(a) Bananas, oranges, and dried fruits</w:t>
       </w:r>
     </w:p>
     <w:p>
-      <w:pPr>
-        <w:spacing w:after="0" w:before="0"/>
-      </w:pPr>
       <w:r>
-        <w:rPr>
-          <w:b w:val="0"/>
-          <w:sz w:val="22"/>
-        </w:rPr>
-        <w:t>(d) DPT / DT</w:t>
+        <w:t xml:space="preserve">(b) Rice</w:t>
       </w:r>
     </w:p>
     <w:p>
-      <w:pPr>
-        <w:spacing w:after="0" w:before="40"/>
-      </w:pPr>
       <w:r>
-        <w:rPr>
-          <w:b/>
-          <w:sz w:val="22"/>
-        </w:rPr>
-        <w:t>Answer: c</w:t>
+        <w:t xml:space="preserve">(c) Bread</w:t>
       </w:r>
     </w:p>
     <w:p>
-      <w:pPr>
-        <w:spacing w:after="0" w:before="0"/>
-      </w:pPr>
       <w:r>
-        <w:rPr>
-          <w:b w:val="0"/>
-          <w:sz w:val="21"/>
-        </w:rPr>
-        <w:t>Solution: Freeze-dried (lyophilized) vaccines like MMR and Measles can be stored in frozen state (-20°C). Liquid vaccines containing adjuvants (DPT, TT, Hepatitis B) must never be frozen.</w:t>
+        <w:t xml:space="preserve">(d) Boiled vegetables</w:t>
       </w:r>
     </w:p>
     <w:p>
-      <w:pPr>
-        <w:spacing w:after="0" w:before="0"/>
-      </w:pPr>
       <w:r>
-        <w:rPr>
-          <w:b w:val="0"/>
-          <w:sz w:val="20"/>
-        </w:rPr>
-        <w:t>Positive Marks: 1</w:t>
+        <w:t xml:space="preserve">Answer: a</w:t>
       </w:r>
     </w:p>
     <w:p>
-      <w:pPr>
-        <w:spacing w:after="160" w:before="0"/>
-      </w:pPr>
       <w:r>
-        <w:rPr>
-          <w:b w:val="0"/>
-          <w:sz w:val="20"/>
-        </w:rPr>
-        <w:t>Negative Marks: 0.25</w:t>
+        <w:t xml:space="preserve">Solution: Potassium-rich foods — bananas, oranges, potatoes, tomatoes, dried fruits — are limited in renal failure to prevent hyperkalemia.</w:t>
       </w:r>
     </w:p>
     <w:p>
-      <w:pPr>
-        <w:spacing w:after="20" w:before="120"/>
-      </w:pPr>
       <w:r>
-        <w:rPr>
-          <w:b/>
-          <w:sz w:val="22"/>
-        </w:rPr>
-        <w:t>Question: Which among the follwing is added with ORS to Control diarrhea?</w:t>
+        <w:t xml:space="preserve">Positive Marks: 1</w:t>
       </w:r>
     </w:p>
     <w:p>
-      <w:pPr>
-        <w:spacing w:after="0" w:before="0"/>
-      </w:pPr>
       <w:r>
-        <w:rPr>
-          <w:b w:val="0"/>
-          <w:sz w:val="22"/>
-        </w:rPr>
-        <w:t>(a) Potassium</w:t>
+        <w:t xml:space="preserve">Negative Marks: 0.25</w:t>
       </w:r>
     </w:p>
     <w:p>
-      <w:pPr>
-        <w:spacing w:after="0" w:before="0"/>
-      </w:pPr>
       <w:r>
-        <w:rPr>
-          <w:b w:val="0"/>
-          <w:sz w:val="22"/>
-        </w:rPr>
-        <w:t>(b) Copper</w:t>
+        <w:t xml:space="preserve"/>
       </w:r>
     </w:p>
     <w:p>
-      <w:pPr>
-        <w:spacing w:after="0" w:before="0"/>
-      </w:pPr>
       <w:r>
-        <w:rPr>
-          <w:b w:val="0"/>
-          <w:sz w:val="22"/>
-        </w:rPr>
-        <w:t>(c) Zinc</w:t>
+        <w:t xml:space="preserve">Question: A patient at 28 weeks of gestation is being assessed. The nurse should teach the patient to:</w:t>
       </w:r>
     </w:p>
     <w:p>
-      <w:pPr>
-        <w:spacing w:after="0" w:before="0"/>
-      </w:pPr>
       <w:r>
-        <w:rPr>
-          <w:b w:val="0"/>
-          <w:sz w:val="22"/>
-        </w:rPr>
-        <w:t>(d) Calcium</w:t>
+        <w:t xml:space="preserve">(a) Count fetal movements and report decreased movements</w:t>
       </w:r>
     </w:p>
     <w:p>
-      <w:pPr>
-        <w:spacing w:after="0" w:before="40"/>
-      </w:pPr>
       <w:r>
-        <w:rPr>
-          <w:b/>
-          <w:sz w:val="22"/>
-        </w:rPr>
-        <w:t>Answer: c</w:t>
+        <w:t xml:space="preserve">(b) Ignore fetal movements</w:t>
       </w:r>
     </w:p>
     <w:p>
-      <w:pPr>
-        <w:spacing w:after="0" w:before="0"/>
-      </w:pPr>
       <w:r>
-        <w:rPr>
-          <w:b w:val="0"/>
-          <w:sz w:val="21"/>
-        </w:rPr>
-        <w:t>Solution: Zinc is added to ORS (Oral Rehydration Solution) to help control diarrhea. ORS is a solution containing a specific balance of electrolytes and glucose that is used to treat dehydration caused by diarrhea. Zinc supplementation in ORS has been found to be effective in reducing the duration and severity of diarrhea in children. Zinc plays a crucial role in the normal functioning of the immune system and helps maintain the integrity of the intestinal mucosa. It also has direct antiviral and antibacterial effects. Therefore, adding zinc to ORS can enhance its effectiveness in managing diarrhea.</w:t>
+        <w:t xml:space="preserve">(c) Skip antenatal visits</w:t>
       </w:r>
     </w:p>
     <w:p>
-      <w:pPr>
-        <w:spacing w:after="0" w:before="0"/>
-      </w:pPr>
       <w:r>
-        <w:rPr>
-          <w:b w:val="0"/>
-          <w:sz w:val="20"/>
-        </w:rPr>
-        <w:t>Positive Marks: 1</w:t>
+        <w:t xml:space="preserve">(d) Restrict fluids</w:t>
       </w:r>
     </w:p>
     <w:p>
-      <w:pPr>
-        <w:spacing w:after="160" w:before="0"/>
-      </w:pPr>
       <w:r>
-        <w:rPr>
-          <w:b w:val="0"/>
-          <w:sz w:val="20"/>
-        </w:rPr>
-        <w:t>Negative Marks: 0.25</w:t>
+        <w:t xml:space="preserve">Answer: a</w:t>
       </w:r>
     </w:p>
     <w:p>
-      <w:pPr>
-        <w:spacing w:after="20" w:before="120"/>
-      </w:pPr>
       <w:r>
-        <w:rPr>
-          <w:b/>
-          <w:sz w:val="22"/>
-        </w:rPr>
-        <w:t>Question: The normal newborn hemoglobin level is:</w:t>
+        <w:t xml:space="preserve">Solution: Fetal movement counting — the mother counts movements daily; fewer than 10 in 12 hours requires evaluation.</w:t>
       </w:r>
     </w:p>
     <w:p>
-      <w:pPr>
-        <w:spacing w:after="0" w:before="0"/>
-      </w:pPr>
       <w:r>
-        <w:rPr>
-          <w:b w:val="0"/>
-          <w:sz w:val="22"/>
-        </w:rPr>
-        <w:t>(a) 17-20 g/dl</w:t>
+        <w:t xml:space="preserve">Positive Marks: 1</w:t>
       </w:r>
     </w:p>
     <w:p>
-      <w:pPr>
-        <w:spacing w:after="0" w:before="0"/>
-      </w:pPr>
       <w:r>
-        <w:rPr>
-          <w:b w:val="0"/>
-          <w:sz w:val="22"/>
-        </w:rPr>
-        <w:t>(b) 20-25 g/dl</w:t>
+        <w:t xml:space="preserve">Negative Marks: 0.25</w:t>
       </w:r>
     </w:p>
     <w:p>
-      <w:pPr>
-        <w:spacing w:after="0" w:before="0"/>
-      </w:pPr>
       <w:r>
-        <w:rPr>
-          <w:b w:val="0"/>
-          <w:sz w:val="22"/>
-        </w:rPr>
-        <w:t>(c) 10-12 g/dl</w:t>
+        <w:t xml:space="preserve"/>
       </w:r>
     </w:p>
     <w:p>
-      <w:pPr>
-        <w:spacing w:after="0" w:before="0"/>
-      </w:pPr>
       <w:r>
-        <w:rPr>
-          <w:b w:val="0"/>
-          <w:sz w:val="22"/>
-        </w:rPr>
-        <w:t>(d) 12-14 g/dl</w:t>
+        <w:t xml:space="preserve">Question: A 2-month-old infant with fever is being assessed. The nurse should:</w:t>
       </w:r>
     </w:p>
     <w:p>
-      <w:pPr>
-        <w:spacing w:after="0" w:before="40"/>
-      </w:pPr>
       <w:r>
-        <w:rPr>
-          <w:b/>
-          <w:sz w:val="22"/>
-        </w:rPr>
-        <w:t>Answer: a</w:t>
+        <w:t xml:space="preserve">(a) Evaluate for serious bacterial infection in young infants</w:t>
       </w:r>
     </w:p>
     <w:p>
-      <w:pPr>
-        <w:spacing w:after="0" w:before="0"/>
-      </w:pPr>
       <w:r>
-        <w:rPr>
-          <w:b w:val="0"/>
-          <w:sz w:val="21"/>
-        </w:rPr>
-        <w:t>Solution: The normal newborn haemoglobin level is 17-20 g/dl.</w:t>
+        <w:t xml:space="preserve">(b) Send the infant home</w:t>
       </w:r>
     </w:p>
     <w:p>
-      <w:pPr>
-        <w:spacing w:after="0" w:before="0"/>
-      </w:pPr>
       <w:r>
-        <w:rPr>
-          <w:b w:val="0"/>
-          <w:sz w:val="20"/>
-        </w:rPr>
-        <w:t>Positive Marks: 1</w:t>
+        <w:t xml:space="preserve">(c) Give paracetamol and wait</w:t>
       </w:r>
     </w:p>
     <w:p>
-      <w:pPr>
-        <w:spacing w:after="160" w:before="0"/>
-      </w:pPr>
       <w:r>
-        <w:rPr>
-          <w:b w:val="0"/>
-          <w:sz w:val="20"/>
-        </w:rPr>
-        <w:t>Negative Marks: 0.25</w:t>
+        <w:t xml:space="preserve">(d) Skip the workup</w:t>
       </w:r>
     </w:p>
     <w:p>
-      <w:pPr>
-        <w:spacing w:after="20" w:before="120"/>
-      </w:pPr>
       <w:r>
-        <w:rPr>
-          <w:b/>
-          <w:sz w:val="22"/>
-        </w:rPr>
-        <w:t>Question: All of the following disease fall under National Vector Born Disease Control Program except</w:t>
+        <w:t xml:space="preserve">Answer: a</w:t>
       </w:r>
     </w:p>
     <w:p>
-      <w:pPr>
-        <w:spacing w:after="0" w:before="0"/>
-      </w:pPr>
       <w:r>
-        <w:rPr>
-          <w:b w:val="0"/>
-          <w:sz w:val="22"/>
-        </w:rPr>
-        <w:t>(a) Filaria</w:t>
+        <w:t xml:space="preserve">Solution: Fever in an infant under 3 months may indicate serious bacterial infection — a full workup (cultures, LP) and antibiotics are needed, as infants decompensate rapidly.</w:t>
       </w:r>
     </w:p>
     <w:p>
-      <w:pPr>
-        <w:spacing w:after="0" w:before="0"/>
-      </w:pPr>
       <w:r>
-        <w:rPr>
-          <w:b w:val="0"/>
-          <w:sz w:val="22"/>
-        </w:rPr>
-        <w:t>(b) Dengue</w:t>
+        <w:t xml:space="preserve">Positive Marks: 1</w:t>
       </w:r>
     </w:p>
     <w:p>
-      <w:pPr>
-        <w:spacing w:after="0" w:before="0"/>
-      </w:pPr>
       <w:r>
-        <w:rPr>
-          <w:b w:val="0"/>
-          <w:sz w:val="22"/>
-        </w:rPr>
-        <w:t>(c) Chikungunya</w:t>
+        <w:t xml:space="preserve">Negative Marks: 0.25</w:t>
       </w:r>
     </w:p>
     <w:p>
-      <w:pPr>
-        <w:spacing w:after="0" w:before="0"/>
-      </w:pPr>
       <w:r>
-        <w:rPr>
-          <w:b w:val="0"/>
-          <w:sz w:val="22"/>
-        </w:rPr>
-        <w:t>(d) Plague</w:t>
+        <w:t xml:space="preserve"/>
       </w:r>
     </w:p>
     <w:p>
-      <w:pPr>
-        <w:spacing w:after="0" w:before="40"/>
-      </w:pPr>
       <w:r>
-        <w:rPr>
-          <w:b/>
-          <w:sz w:val="22"/>
-        </w:rPr>
-        <w:t>Answer: d</w:t>
+        <w:t xml:space="preserve">Question: A patient with schizophrenia is being assessed for medication adherence. Which factor most affects adherence?</w:t>
       </w:r>
     </w:p>
     <w:p>
-      <w:pPr>
-        <w:spacing w:after="0" w:before="0"/>
-      </w:pPr>
       <w:r>
-        <w:rPr>
-          <w:b w:val="0"/>
-          <w:sz w:val="21"/>
-        </w:rPr>
-        <w:t>Solution: Plague is not a vector-borne disease included under NVBDCP; filaria, chikungunya and dengue are.</w:t>
+        <w:t xml:space="preserve">(a) Insight, side effects, and support</w:t>
       </w:r>
     </w:p>
     <w:p>
-      <w:pPr>
-        <w:spacing w:after="0" w:before="0"/>
-      </w:pPr>
       <w:r>
-        <w:rPr>
-          <w:b w:val="0"/>
-          <w:sz w:val="20"/>
-        </w:rPr>
-        <w:t>Positive Marks: 1</w:t>
+        <w:t xml:space="preserve">(b) Only age</w:t>
       </w:r>
     </w:p>
     <w:p>
-      <w:pPr>
-        <w:spacing w:after="160" w:before="0"/>
-      </w:pPr>
       <w:r>
-        <w:rPr>
-          <w:b w:val="0"/>
-          <w:sz w:val="20"/>
-        </w:rPr>
-        <w:t>Negative Marks: 0.25</w:t>
+        <w:t xml:space="preserve">(c) Only diet</w:t>
       </w:r>
     </w:p>
     <w:p>
-      <w:pPr>
-        <w:spacing w:after="20" w:before="120"/>
-      </w:pPr>
       <w:r>
-        <w:rPr>
-          <w:b/>
-          <w:sz w:val="22"/>
-        </w:rPr>
-        <w:t>Question: Immediately following normal third stage delivery, where should the uterine fundus be palpated?</w:t>
+        <w:t xml:space="preserve">(d) Only weather</w:t>
       </w:r>
     </w:p>
     <w:p>
-      <w:pPr>
-        <w:spacing w:after="0" w:before="0"/>
-      </w:pPr>
       <w:r>
-        <w:rPr>
-          <w:b w:val="0"/>
-          <w:sz w:val="22"/>
-        </w:rPr>
-        <w:t>(a) Midway between symphysis pubis and umbilicus (or at level of umbilicus)</w:t>
+        <w:t xml:space="preserve">Answer: a</w:t>
       </w:r>
     </w:p>
     <w:p>
-      <w:pPr>
-        <w:spacing w:after="0" w:before="0"/>
-      </w:pPr>
       <w:r>
-        <w:rPr>
-          <w:b w:val="0"/>
-          <w:sz w:val="22"/>
-        </w:rPr>
-        <w:t>(b) Above umbilicus</w:t>
+        <w:t xml:space="preserve">Solution: Adherence is influenced by insight into illness, side effects, dosing simplicity, and family support — the nurse addresses these factors to prevent relapse.</w:t>
       </w:r>
     </w:p>
     <w:p>
-      <w:pPr>
-        <w:spacing w:after="0" w:before="0"/>
-      </w:pPr>
       <w:r>
-        <w:rPr>
-          <w:b w:val="0"/>
-          <w:sz w:val="22"/>
-        </w:rPr>
-        <w:t>(c) At xiphoid process</w:t>
+        <w:t xml:space="preserve">Positive Marks: 1</w:t>
       </w:r>
     </w:p>
     <w:p>
-      <w:pPr>
-        <w:spacing w:after="0" w:before="0"/>
-      </w:pPr>
       <w:r>
-        <w:rPr>
-          <w:b w:val="0"/>
-          <w:sz w:val="22"/>
-        </w:rPr>
-        <w:t>(d) Below symphysis pubis</w:t>
+        <w:t xml:space="preserve">Negative Marks: 0.25</w:t>
       </w:r>
     </w:p>
     <w:p>
-      <w:pPr>
-        <w:spacing w:after="0" w:before="40"/>
-      </w:pPr>
       <w:r>
-        <w:rPr>
-          <w:b/>
-          <w:sz w:val="22"/>
-        </w:rPr>
-        <w:t>Answer: a</w:t>
+        <w:t xml:space="preserve"/>
       </w:r>
     </w:p>
     <w:p>
-      <w:pPr>
-        <w:spacing w:after="0" w:before="0"/>
-      </w:pPr>
       <w:r>
-        <w:rPr>
-          <w:b w:val="0"/>
-          <w:sz w:val="21"/>
-        </w:rPr>
-        <w:t>Solution: Immediately after placental delivery, the firmly contracted uterine fundus is palpated at or 1-2 cm below the level of the umbilicus.</w:t>
+        <w:t xml:space="preserve">Question: The "Pradhan Mantri Bhartiya Janaushadhi Kendra" medicines are sold at:</w:t>
       </w:r>
     </w:p>
     <w:p>
-      <w:pPr>
-        <w:spacing w:after="0" w:before="0"/>
-      </w:pPr>
       <w:r>
-        <w:rPr>
-          <w:b w:val="0"/>
-          <w:sz w:val="20"/>
-        </w:rPr>
-        <w:t>Positive Marks: 1</w:t>
+        <w:t xml:space="preserve">(a) Prices 50–90% below branded equivalents</w:t>
       </w:r>
     </w:p>
     <w:p>
-      <w:pPr>
-        <w:spacing w:after="160" w:before="0"/>
-      </w:pPr>
       <w:r>
-        <w:rPr>
-          <w:b w:val="0"/>
-          <w:sz w:val="20"/>
-        </w:rPr>
-        <w:t>Negative Marks: 0.25</w:t>
+        <w:t xml:space="preserve">(b) Brand prices</w:t>
       </w:r>
     </w:p>
     <w:p>
-      <w:pPr>
-        <w:spacing w:after="20" w:before="120"/>
-      </w:pPr>
       <w:r>
-        <w:rPr>
-          <w:b/>
-          <w:sz w:val="22"/>
-        </w:rPr>
-        <w:t>Question: Purpose of national deworming day?</w:t>
+        <w:t xml:space="preserve">(c) Higher prices</w:t>
       </w:r>
     </w:p>
     <w:p>
-      <w:pPr>
-        <w:spacing w:after="0" w:before="0"/>
-      </w:pPr>
       <w:r>
-        <w:rPr>
-          <w:b w:val="0"/>
-          <w:sz w:val="22"/>
-        </w:rPr>
-        <w:t>(a) Improve IMR &amp; MMR</w:t>
+        <w:t xml:space="preserve">(d) Export prices</w:t>
       </w:r>
     </w:p>
     <w:p>
-      <w:pPr>
-        <w:spacing w:after="0" w:before="0"/>
-      </w:pPr>
       <w:r>
-        <w:rPr>
-          <w:b w:val="0"/>
-          <w:sz w:val="22"/>
-        </w:rPr>
-        <w:t>(b) Eradicate intestinal worms</w:t>
+        <w:t xml:space="preserve">Answer: a</w:t>
       </w:r>
     </w:p>
     <w:p>
-      <w:pPr>
-        <w:spacing w:after="0" w:before="0"/>
-      </w:pPr>
       <w:r>
-        <w:rPr>
-          <w:b w:val="0"/>
-          <w:sz w:val="22"/>
-        </w:rPr>
-        <w:t>(c) Improve breast feeding</w:t>
+        <w:t xml:space="preserve">Solution: Jan Aushadhi medicines are 50–90% cheaper than branded equivalents — affordable generics.</w:t>
       </w:r>
     </w:p>
     <w:p>
-      <w:pPr>
-        <w:spacing w:after="0" w:before="0"/>
-      </w:pPr>
       <w:r>
-        <w:rPr>
-          <w:b w:val="0"/>
-          <w:sz w:val="22"/>
-        </w:rPr>
-        <w:t>(d) Eradicate poverty</w:t>
+        <w:t xml:space="preserve">Positive Marks: 1</w:t>
       </w:r>
     </w:p>
     <w:p>
-      <w:pPr>
-        <w:spacing w:after="0" w:before="40"/>
-      </w:pPr>
       <w:r>
-        <w:rPr>
-          <w:b/>
-          <w:sz w:val="22"/>
-        </w:rPr>
-        <w:t>Answer: c</w:t>
+        <w:t xml:space="preserve">Negative Marks: 0.25</w:t>
       </w:r>
     </w:p>
     <w:p>
-      <w:pPr>
-        <w:spacing w:after="0" w:before="0"/>
-      </w:pPr>
       <w:r>
-        <w:rPr>
-          <w:b w:val="0"/>
-          <w:sz w:val="21"/>
-        </w:rPr>
-        <w:t>Solution: The National Deworming Day is observed on February 10 every year. It is an initiative of Ministry of Health and Family Welfare, Government of India to make every child in the country worm free. The objective of National Deworming Day is to deworm all preschool and school-age children (enrolled and non-enrolled) between the ages of 1-19 years through the platform of schools and Anganwadi Centers in order to improve their overall health, nutritional status, access to education and quality of life.</w:t>
+        <w:t xml:space="preserve"/>
       </w:r>
     </w:p>
     <w:p>
-      <w:pPr>
-        <w:spacing w:after="0" w:before="0"/>
-      </w:pPr>
       <w:r>
-        <w:rPr>
-          <w:b w:val="0"/>
-          <w:sz w:val="20"/>
-        </w:rPr>
-        <w:t>Positive Marks: 1</w:t>
+        <w:t xml:space="preserve">Question: The nurse is to administer 36 mg of a medication. The vial contains 12 mg/mL. The volume to give is:</w:t>
       </w:r>
     </w:p>
     <w:p>
-      <w:pPr>
-        <w:spacing w:after="160" w:before="0"/>
-      </w:pPr>
       <w:r>
-        <w:rPr>
-          <w:b w:val="0"/>
-          <w:sz w:val="20"/>
-        </w:rPr>
-        <w:t>Negative Marks: 0.25</w:t>
+        <w:t xml:space="preserve">(a) 2 mL</w:t>
       </w:r>
     </w:p>
     <w:p>
-      <w:pPr>
-        <w:spacing w:after="20" w:before="120"/>
-      </w:pPr>
       <w:r>
-        <w:rPr>
-          <w:b/>
-          <w:sz w:val="22"/>
-        </w:rPr>
-        <w:t>Question: Widal test is a serological diagnostic test used to detect infection caused by</w:t>
+        <w:t xml:space="preserve">(b) 3 mL</w:t>
       </w:r>
     </w:p>
     <w:p>
-      <w:pPr>
-        <w:spacing w:after="0" w:before="0"/>
-      </w:pPr>
       <w:r>
-        <w:rPr>
-          <w:b w:val="0"/>
-          <w:sz w:val="22"/>
-        </w:rPr>
-        <w:t>(a) Escherichia coli</w:t>
+        <w:t xml:space="preserve">(c) 4 mL</w:t>
       </w:r>
     </w:p>
     <w:p>
-      <w:pPr>
-        <w:spacing w:after="0" w:before="0"/>
-      </w:pPr>
       <w:r>
-        <w:rPr>
-          <w:b w:val="0"/>
-          <w:sz w:val="22"/>
-        </w:rPr>
-        <w:t>(b) Salmonella typhi</w:t>
+        <w:t xml:space="preserve">(d) 5 mL</w:t>
       </w:r>
     </w:p>
     <w:p>
-      <w:pPr>
-        <w:spacing w:after="0" w:before="0"/>
-      </w:pPr>
       <w:r>
-        <w:rPr>
-          <w:b w:val="0"/>
-          <w:sz w:val="22"/>
-        </w:rPr>
-        <w:t>(c) Mycobacterium tuberculosis</w:t>
+        <w:t xml:space="preserve">Answer: b</w:t>
       </w:r>
     </w:p>
     <w:p>
-      <w:pPr>
-        <w:spacing w:after="0" w:before="0"/>
-      </w:pPr>
       <w:r>
-        <w:rPr>
-          <w:b w:val="0"/>
-          <w:sz w:val="22"/>
-        </w:rPr>
-        <w:t>(d) Haemophilus influenzae</w:t>
+        <w:t xml:space="preserve">Solution: Volume = 36 ÷ 12 = 3 mL.</w:t>
       </w:r>
     </w:p>
     <w:p>
-      <w:pPr>
-        <w:spacing w:after="0" w:before="40"/>
-      </w:pPr>
       <w:r>
-        <w:rPr>
-          <w:b/>
-          <w:sz w:val="22"/>
-        </w:rPr>
-        <w:t>Answer: b</w:t>
+        <w:t xml:space="preserve">Positive Marks: 1</w:t>
       </w:r>
     </w:p>
     <w:p>
-      <w:pPr>
-        <w:spacing w:after="0" w:before="0"/>
-      </w:pPr>
       <w:r>
-        <w:rPr>
-          <w:b w:val="0"/>
-          <w:sz w:val="21"/>
-        </w:rPr>
-        <w:t>Solution: Widal agglutination test detects O and H antibodies against Salmonella typhi and paratyphi in enteric fever (Typhoid).</w:t>
+        <w:t xml:space="preserve">Negative Marks: 0.25</w:t>
       </w:r>
     </w:p>
     <w:p>
-      <w:pPr>
-        <w:spacing w:after="0" w:before="0"/>
-      </w:pPr>
       <w:r>
-        <w:rPr>
-          <w:b w:val="0"/>
-          <w:sz w:val="20"/>
-        </w:rPr>
-        <w:t>Positive Marks: 1</w:t>
+        <w:t xml:space="preserve"/>
       </w:r>
     </w:p>
     <w:p>
-      <w:pPr>
-        <w:spacing w:after="160" w:before="0"/>
-      </w:pPr>
       <w:r>
-        <w:rPr>
-          <w:b w:val="0"/>
-          <w:sz w:val="20"/>
-        </w:rPr>
-        <w:t>Negative Marks: 0.25</w:t>
+        <w:t xml:space="preserve">Question: The primary function of the skin is:</w:t>
       </w:r>
     </w:p>
     <w:p>
-      <w:pPr>
-        <w:spacing w:after="20" w:before="120"/>
-      </w:pPr>
       <w:r>
-        <w:rPr>
-          <w:b/>
-          <w:sz w:val="22"/>
-        </w:rPr>
-        <w:t>Question: The therapy that involves the patient expressing thoughts freely without censorship is:</w:t>
+        <w:t xml:space="preserve">(a) Protection, thermoregulation, and sensation</w:t>
       </w:r>
     </w:p>
     <w:p>
-      <w:pPr>
-        <w:spacing w:after="0" w:before="0"/>
-      </w:pPr>
       <w:r>
-        <w:rPr>
-          <w:b w:val="0"/>
-          <w:sz w:val="22"/>
-        </w:rPr>
-        <w:t>(a) Milieu therapy</w:t>
+        <w:t xml:space="preserve">(b) Digestion</w:t>
       </w:r>
     </w:p>
     <w:p>
-      <w:pPr>
-        <w:spacing w:after="0" w:before="0"/>
-      </w:pPr>
       <w:r>
-        <w:rPr>
-          <w:b w:val="0"/>
-          <w:sz w:val="22"/>
-        </w:rPr>
-        <w:t>(b) Behaviour therapy</w:t>
+        <w:t xml:space="preserve">(c) Circulation only</w:t>
       </w:r>
     </w:p>
     <w:p>
-      <w:pPr>
-        <w:spacing w:after="0" w:before="0"/>
-      </w:pPr>
       <w:r>
-        <w:rPr>
-          <w:b w:val="0"/>
-          <w:sz w:val="22"/>
-        </w:rPr>
-        <w:t>(c) Free association (psychoanalysis)</w:t>
+        <w:t xml:space="preserve">(d) Filtration</w:t>
       </w:r>
     </w:p>
     <w:p>
-      <w:pPr>
-        <w:spacing w:after="0" w:before="0"/>
-      </w:pPr>
       <w:r>
-        <w:rPr>
-          <w:b w:val="0"/>
-          <w:sz w:val="22"/>
-        </w:rPr>
-        <w:t>(d) Cognitive therapy</w:t>
+        <w:t xml:space="preserve">Answer: a</w:t>
       </w:r>
     </w:p>
     <w:p>
-      <w:pPr>
-        <w:spacing w:after="0" w:before="40"/>
-      </w:pPr>
       <w:r>
-        <w:rPr>
-          <w:b/>
-          <w:sz w:val="22"/>
-        </w:rPr>
-        <w:t>Answer: c</w:t>
+        <w:t xml:space="preserve">Solution: The skin protects against pathogens/injury, regulates temperature (sweating, blood flow), provides sensation, and excretes waste.</w:t>
       </w:r>
     </w:p>
     <w:p>
-      <w:pPr>
-        <w:spacing w:after="0" w:before="0"/>
-      </w:pPr>
       <w:r>
-        <w:rPr>
-          <w:b w:val="0"/>
-          <w:sz w:val="21"/>
-        </w:rPr>
-        <w:t>Solution: Free association is a psychoanalytic technique where the patient speaks whatever comes to mind.</w:t>
+        <w:t xml:space="preserve">Positive Marks: 1</w:t>
       </w:r>
     </w:p>
     <w:p>
-      <w:pPr>
-        <w:spacing w:after="0" w:before="0"/>
-      </w:pPr>
       <w:r>
-        <w:rPr>
-          <w:b w:val="0"/>
-          <w:sz w:val="20"/>
-        </w:rPr>
-        <w:t>Positive Marks: 1</w:t>
+        <w:t xml:space="preserve">Negative Marks: 0.25</w:t>
       </w:r>
     </w:p>
     <w:p>
-      <w:pPr>
-        <w:spacing w:after="160" w:before="0"/>
-      </w:pPr>
       <w:r>
-        <w:rPr>
-          <w:b w:val="0"/>
-          <w:sz w:val="20"/>
-        </w:rPr>
-        <w:t>Negative Marks: 0.25</w:t>
+        <w:t xml:space="preserve"/>
       </w:r>
     </w:p>
     <w:p>
-      <w:pPr>
-        <w:spacing w:after="20" w:before="120"/>
-      </w:pPr>
       <w:r>
-        <w:rPr>
-          <w:b/>
-          <w:sz w:val="22"/>
-        </w:rPr>
-        <w:t>Question: What instruction should the nurse give to a woman in the first stage of labor?</w:t>
+        <w:t xml:space="preserve">Question: A patient with a fractured femur is in traction. The nurse should assess the neurovascular status of the extremity:</w:t>
       </w:r>
     </w:p>
     <w:p>
-      <w:pPr>
-        <w:spacing w:after="0" w:before="0"/>
-      </w:pPr>
       <w:r>
-        <w:rPr>
-          <w:b w:val="0"/>
-          <w:sz w:val="22"/>
-        </w:rPr>
-        <w:t>(a) Do not push during contraction</w:t>
+        <w:t xml:space="preserve">(a) Frequently (color, warmth, movement, sensation, pulses)</w:t>
       </w:r>
     </w:p>
     <w:p>
-      <w:pPr>
-        <w:spacing w:after="0" w:before="0"/>
-      </w:pPr>
       <w:r>
-        <w:rPr>
-          <w:b w:val="0"/>
-          <w:sz w:val="22"/>
-        </w:rPr>
-        <w:t>(b) Push after full cervical dilatation</w:t>
+        <w:t xml:space="preserve">(b) Only at admission</w:t>
       </w:r>
     </w:p>
     <w:p>
-      <w:pPr>
-        <w:spacing w:after="0" w:before="0"/>
-      </w:pPr>
       <w:r>
-        <w:rPr>
-          <w:b w:val="0"/>
-          <w:sz w:val="22"/>
-        </w:rPr>
-        <w:t>(c) To lie flat on the bed</w:t>
+        <w:t xml:space="preserve">(c) Only at discharge</w:t>
       </w:r>
     </w:p>
     <w:p>
-      <w:pPr>
-        <w:spacing w:after="0" w:before="0"/>
-      </w:pPr>
       <w:r>
-        <w:rPr>
-          <w:b w:val="0"/>
-          <w:sz w:val="22"/>
-        </w:rPr>
-        <w:t>(d) Do not push during each contraction</w:t>
+        <w:t xml:space="preserve">(d) Once a week</w:t>
       </w:r>
     </w:p>
     <w:p>
-      <w:pPr>
-        <w:spacing w:after="0" w:before="40"/>
-      </w:pPr>
       <w:r>
-        <w:rPr>
-          <w:b/>
-          <w:sz w:val="22"/>
-        </w:rPr>
-        <w:t>Answer: a</w:t>
+        <w:t xml:space="preserve">Answer: a</w:t>
       </w:r>
     </w:p>
     <w:p>
-      <w:pPr>
-        <w:spacing w:after="0" w:before="0"/>
-      </w:pPr>
       <w:r>
-        <w:rPr>
-          <w:b w:val="0"/>
-          <w:sz w:val="21"/>
-        </w:rPr>
-        <w:t>Solution: During the first stage of labour, the nurse should instruct the woman to push after the cervix is fully dilated. The first stage of labour is characterised by regular contractions and progressive cervical dilatation. The woman should be encouraged to rest and conserve her energy during this stage of labour.</w:t>
+        <w:t xml:space="preserve">Solution: Frequent neurovascular checks in traction detect impaired circulation, nerve injury, and compartment syndrome early.</w:t>
       </w:r>
     </w:p>
     <w:p>
-      <w:pPr>
-        <w:spacing w:after="0" w:before="0"/>
-      </w:pPr>
       <w:r>
-        <w:rPr>
-          <w:b w:val="0"/>
-          <w:sz w:val="20"/>
-        </w:rPr>
-        <w:t>Positive Marks: 1</w:t>
+        <w:t xml:space="preserve">Positive Marks: 1</w:t>
       </w:r>
     </w:p>
     <w:p>
-      <w:pPr>
-        <w:spacing w:after="160" w:before="0"/>
-      </w:pPr>
       <w:r>
-        <w:rPr>
-          <w:b w:val="0"/>
-          <w:sz w:val="20"/>
-        </w:rPr>
-        <w:t>Negative Marks: 0.25</w:t>
+        <w:t xml:space="preserve">Negative Marks: 0.25</w:t>
       </w:r>
     </w:p>
     <w:p>
-      <w:pPr>
-        <w:spacing w:after="20" w:before="120"/>
-      </w:pPr>
       <w:r>
-        <w:rPr>
-          <w:b/>
-          <w:sz w:val="22"/>
-        </w:rPr>
-        <w:t>Question: What is the immediate action when a patient is found unresponsive without a pulse or breathing?</w:t>
+        <w:t xml:space="preserve">Question: The normal serum potassium level is:</w:t>
       </w:r>
     </w:p>
     <w:p>
-      <w:pPr>
-        <w:spacing w:after="0" w:before="0"/>
-      </w:pPr>
       <w:r>
-        <w:rPr>
-          <w:b w:val="0"/>
-          <w:sz w:val="22"/>
-        </w:rPr>
-        <w:t>(a) Give 10-12 breaths then reassess</w:t>
+        <w:t xml:space="preserve">(a) 3.5–5.0 mEq/L</w:t>
       </w:r>
     </w:p>
     <w:p>
-      <w:pPr>
-        <w:spacing w:after="0" w:before="0"/>
-      </w:pPr>
       <w:r>
-        <w:rPr>
-          <w:b w:val="0"/>
-          <w:sz w:val="22"/>
-        </w:rPr>
-        <w:t>(b) Give 20-22 breaths then assess for 2 minutes</w:t>
+        <w:t xml:space="preserve">(b) 6.5–8.0 mEq/L</w:t>
       </w:r>
     </w:p>
     <w:p>
-      <w:pPr>
-        <w:spacing w:after="0" w:before="0"/>
-      </w:pPr>
       <w:r>
-        <w:rPr>
-          <w:b w:val="0"/>
-          <w:sz w:val="22"/>
-        </w:rPr>
-        <w:t>(c) Inform Physician</w:t>
+        <w:t xml:space="preserve">(c) 1.5–2.5 mEq/L</w:t>
       </w:r>
     </w:p>
     <w:p>
-      <w:pPr>
-        <w:spacing w:after="0" w:before="0"/>
-      </w:pPr>
       <w:r>
-        <w:rPr>
-          <w:b w:val="0"/>
-          <w:sz w:val="22"/>
-        </w:rPr>
-        <w:t>(d) Start CPR</w:t>
+        <w:t xml:space="preserve">(d) 8.5–10 mEq/L</w:t>
       </w:r>
     </w:p>
     <w:p>
-      <w:pPr>
-        <w:spacing w:after="0" w:before="40"/>
-      </w:pPr>
       <w:r>
-        <w:rPr>
-          <w:b/>
-          <w:sz w:val="22"/>
-        </w:rPr>
-        <w:t>Answer: d</w:t>
+        <w:t xml:space="preserve">Answer: a</w:t>
       </w:r>
     </w:p>
     <w:p>
-      <w:pPr>
-        <w:spacing w:after="0" w:before="0"/>
-      </w:pPr>
       <w:r>
-        <w:rPr>
-          <w:b w:val="0"/>
-          <w:sz w:val="21"/>
-        </w:rPr>
-        <w:t>Solution: The immediate action that should be taken when a patient is found unresponsive without a pulse or breathing is to start CPR (cardiopulmonary resuscitation) immediately. According to the American Heart Association (AHA), CPR is a series of lifesaving steps that should be initiated as soon as possible to help the victim until advanced medical care arrives. The steps include chest compressions, rescue breaths, and defibrillation (if available). Calling for emergency medical services should also be done at the same time as starting CPR. The AHA emphasizes that early and effective CPR can double or triple the chances of survival in cardiac arrest cases.</w:t>
+        <w:t xml:space="preserve">Solution: Normal potassium is 3.5–5.0 mEq/L. Hypokalemia causes weakness/arrhythmias; hyperkalemia causes peaked T waves and cardiac arrest.</w:t>
       </w:r>
     </w:p>
     <w:p>
-      <w:pPr>
-        <w:spacing w:after="0" w:before="0"/>
-      </w:pPr>
       <w:r>
-        <w:rPr>
-          <w:b w:val="0"/>
-          <w:sz w:val="20"/>
-        </w:rPr>
-        <w:t>Positive Marks: 1</w:t>
+        <w:t xml:space="preserve">Positive Marks: 1</w:t>
       </w:r>
     </w:p>
     <w:p>
-      <w:pPr>
-        <w:spacing w:after="160" w:before="0"/>
-      </w:pPr>
       <w:r>
-        <w:rPr>
-          <w:b w:val="0"/>
-          <w:sz w:val="20"/>
-        </w:rPr>
-        <w:t>Negative Marks: 0.25</w:t>
+        <w:t xml:space="preserve">Negative Marks: 0.25</w:t>
       </w:r>
     </w:p>
     <w:p>
-      <w:pPr>
-        <w:spacing w:after="20" w:before="120"/>
-      </w:pPr>
       <w:r>
-        <w:rPr>
-          <w:b/>
-          <w:sz w:val="22"/>
-        </w:rPr>
-        <w:t>Question: Which position is most appropriate for a client with severe dyspnea?</w:t>
+        <w:t xml:space="preserve"/>
       </w:r>
     </w:p>
     <w:p>
-      <w:pPr>
-        <w:spacing w:after="0" w:before="0"/>
-      </w:pPr>
       <w:r>
-        <w:rPr>
-          <w:b w:val="0"/>
-          <w:sz w:val="22"/>
-        </w:rPr>
-        <w:t>(a) Trendelenburg position</w:t>
+        <w:t xml:space="preserve">Question: The nurse is caring for a patient with a gastrostomy tube. Which action is correct?</w:t>
       </w:r>
     </w:p>
     <w:p>
-      <w:pPr>
-        <w:spacing w:after="0" w:before="0"/>
-      </w:pPr>
       <w:r>
-        <w:rPr>
-          <w:b w:val="0"/>
-          <w:sz w:val="22"/>
-        </w:rPr>
-        <w:t>(b) High Fowler's position</w:t>
+        <w:t xml:space="preserve">(a) Elevate the head during and after feeding</w:t>
       </w:r>
     </w:p>
     <w:p>
-      <w:pPr>
-        <w:spacing w:after="0" w:before="0"/>
-      </w:pPr>
       <w:r>
-        <w:rPr>
-          <w:b w:val="0"/>
-          <w:sz w:val="22"/>
-        </w:rPr>
-        <w:t>(c) Prone position</w:t>
+        <w:t xml:space="preserve">(b) Feed with the patient flat</w:t>
       </w:r>
     </w:p>
     <w:p>
-      <w:pPr>
-        <w:spacing w:after="0" w:before="0"/>
-      </w:pPr>
       <w:r>
-        <w:rPr>
-          <w:b w:val="0"/>
-          <w:sz w:val="22"/>
-        </w:rPr>
-        <w:t>(d) Supine position</w:t>
+        <w:t xml:space="preserve">(c) Give large boluses rapidly</w:t>
       </w:r>
     </w:p>
     <w:p>
-      <w:pPr>
-        <w:spacing w:after="0" w:before="40"/>
-      </w:pPr>
       <w:r>
-        <w:rPr>
-          <w:b/>
-          <w:sz w:val="22"/>
-        </w:rPr>
-        <w:t>Answer: b</w:t>
+        <w:t xml:space="preserve">(d) Skip placement checks</w:t>
       </w:r>
     </w:p>
     <w:p>
-      <w:pPr>
-        <w:spacing w:after="0" w:before="0"/>
-      </w:pPr>
       <w:r>
-        <w:rPr>
-          <w:b w:val="0"/>
-          <w:sz w:val="21"/>
-        </w:rPr>
-        <w:t>Solution: High Fowler's (sitting at 80-90°) maximizes chest expansion by allowing gravity to lower abdominal contents and is the position of choice for dyspnea.</w:t>
+        <w:t xml:space="preserve">Answer: a</w:t>
       </w:r>
     </w:p>
     <w:p>
-      <w:pPr>
-        <w:spacing w:after="0" w:before="0"/>
-      </w:pPr>
       <w:r>
-        <w:rPr>
-          <w:b w:val="0"/>
-          <w:sz w:val="20"/>
-        </w:rPr>
-        <w:t>Positive Marks: 1</w:t>
+        <w:t xml:space="preserve">Solution: Gastrostomy feeding — head elevation 30–45° during and for 30–60 minutes after feeding prevents aspiration; placement and residuals are checked.</w:t>
       </w:r>
     </w:p>
     <w:p>
-      <w:pPr>
-        <w:spacing w:after="160" w:before="0"/>
-      </w:pPr>
       <w:r>
-        <w:rPr>
-          <w:b w:val="0"/>
-          <w:sz w:val="20"/>
-        </w:rPr>
-        <w:t>Negative Marks: 0.25</w:t>
+        <w:t xml:space="preserve">Positive Marks: 1</w:t>
       </w:r>
     </w:p>
     <w:p>
-      <w:pPr>
-        <w:spacing w:after="20" w:before="120"/>
-      </w:pPr>
       <w:r>
-        <w:rPr>
-          <w:b/>
-          <w:sz w:val="22"/>
-        </w:rPr>
-        <w:t>Question: Which route is preferred for the second dose of DPT (Diphtheria, Pertussis, Tetanus) vaccine?</w:t>
+        <w:t xml:space="preserve">Negative Marks: 0.25</w:t>
       </w:r>
     </w:p>
     <w:p>
-      <w:pPr>
-        <w:spacing w:after="0" w:before="0"/>
-      </w:pPr>
       <w:r>
-        <w:rPr>
-          <w:b w:val="0"/>
-          <w:sz w:val="22"/>
-        </w:rPr>
-        <w:t>(a) Gluteal</w:t>
+        <w:t xml:space="preserve"/>
       </w:r>
     </w:p>
     <w:p>
-      <w:pPr>
-        <w:spacing w:after="0" w:before="0"/>
-      </w:pPr>
       <w:r>
-        <w:rPr>
-          <w:b w:val="0"/>
-          <w:sz w:val="22"/>
-        </w:rPr>
-        <w:t>(b) Lateralis femoris</w:t>
+        <w:t xml:space="preserve">Question: A patient with acute pyelonephritis has chills and flank pain. The nurse should:</w:t>
       </w:r>
     </w:p>
     <w:p>
-      <w:pPr>
-        <w:spacing w:after="0" w:before="0"/>
-      </w:pPr>
       <w:r>
-        <w:rPr>
-          <w:b w:val="0"/>
-          <w:sz w:val="22"/>
-        </w:rPr>
-        <w:t>(c) Vastus lateralis</w:t>
+        <w:t xml:space="preserve">(a) Administer antibiotics and monitor temperature and urine</w:t>
       </w:r>
     </w:p>
     <w:p>
-      <w:pPr>
-        <w:spacing w:after="0" w:before="0"/>
-      </w:pPr>
       <w:r>
-        <w:rPr>
-          <w:b w:val="0"/>
-          <w:sz w:val="22"/>
-        </w:rPr>
-        <w:t>(d) Deltoid</w:t>
+        <w:t xml:space="preserve">(b) Restrict fluids</w:t>
       </w:r>
     </w:p>
     <w:p>
-      <w:pPr>
-        <w:spacing w:after="0" w:before="40"/>
-      </w:pPr>
       <w:r>
-        <w:rPr>
-          <w:b/>
-          <w:sz w:val="22"/>
-        </w:rPr>
-        <w:t>Answer: c</w:t>
+        <w:t xml:space="preserve">(c) Give analgesics only</w:t>
       </w:r>
     </w:p>
     <w:p>
-      <w:pPr>
-        <w:spacing w:after="0" w:before="0"/>
-      </w:pPr>
       <w:r>
-        <w:rPr>
-          <w:b w:val="0"/>
-          <w:sz w:val="21"/>
-        </w:rPr>
-        <w:t>Solution: The preferred route for the second dose of the DPT (Diphtheria, Pertussis, Tetanus) vaccine is the vastus lateralis muscle (option a). The vastus lateralis is one of the recommended sites for administering vaccines in infants and young children. It is located on the anterolateral aspect of the thigh and provides a suitable target for intramuscular injections. The DPT vaccine is typically given as a series of doses to provide immunity against diphtheria, pertussis (whooping cough), and tetanus. Ensuring proper injection technique, including appropriate site selection, is important for optimizing vaccine delivery and minimizing potential complications.</w:t>
+        <w:t xml:space="preserve">(d) Send the patient home</w:t>
       </w:r>
     </w:p>
     <w:p>
-      <w:pPr>
-        <w:spacing w:after="0" w:before="0"/>
-      </w:pPr>
       <w:r>
-        <w:rPr>
-          <w:b w:val="0"/>
-          <w:sz w:val="20"/>
-        </w:rPr>
-        <w:t>Positive Marks: 1</w:t>
+        <w:t xml:space="preserve">Answer: a</w:t>
       </w:r>
     </w:p>
     <w:p>
-      <w:pPr>
-        <w:spacing w:after="160" w:before="0"/>
-      </w:pPr>
       <w:r>
-        <w:rPr>
-          <w:b w:val="0"/>
-          <w:sz w:val="20"/>
-        </w:rPr>
-        <w:t>Negative Marks: 0.25</w:t>
+        <w:t xml:space="preserve">Solution: Pyelonephritis — antibiotics, fluids, antipyretics, and monitoring of temperature, urine output, and vital signs. The nurse watches for sepsis.</w:t>
       </w:r>
     </w:p>
     <w:p>
-      <w:pPr>
-        <w:spacing w:after="20" w:before="120"/>
-      </w:pPr>
       <w:r>
-        <w:rPr>
-          <w:b/>
-          <w:sz w:val="22"/>
-        </w:rPr>
-        <w:t>Question: Which of the following factors is a common cause of fatty diarrhoea?</w:t>
+        <w:t xml:space="preserve">Positive Marks: 1</w:t>
       </w:r>
     </w:p>
     <w:p>
-      <w:pPr>
-        <w:spacing w:after="0" w:before="0"/>
-      </w:pPr>
       <w:r>
-        <w:rPr>
-          <w:b w:val="0"/>
-          <w:sz w:val="22"/>
-        </w:rPr>
-        <w:t>(a) Sucrose intolerance</w:t>
+        <w:t xml:space="preserve">Negative Marks: 0.25</w:t>
       </w:r>
     </w:p>
     <w:p>
-      <w:pPr>
-        <w:spacing w:after="0" w:before="0"/>
-      </w:pPr>
       <w:r>
-        <w:rPr>
-          <w:b w:val="0"/>
-          <w:sz w:val="22"/>
-        </w:rPr>
-        <w:t>(b) Bacterial and viral infection</w:t>
+        <w:t xml:space="preserve"/>
       </w:r>
     </w:p>
     <w:p>
-      <w:pPr>
-        <w:spacing w:after="0" w:before="0"/>
-      </w:pPr>
       <w:r>
-        <w:rPr>
-          <w:b w:val="0"/>
-          <w:sz w:val="22"/>
-        </w:rPr>
-        <w:t>(c) Lactose intolerance</w:t>
+        <w:t xml:space="preserve">Question: A patient at 36 weeks of gestation is being assessed for fetal position. Which presentation is most favorable for vaginal delivery?</w:t>
       </w:r>
     </w:p>
     <w:p>
-      <w:pPr>
-        <w:spacing w:after="0" w:before="0"/>
-      </w:pPr>
       <w:r>
-        <w:rPr>
-          <w:b w:val="0"/>
-          <w:sz w:val="22"/>
-        </w:rPr>
-        <w:t>(d) Celiac disease</w:t>
+        <w:t xml:space="preserve">(a) Vertex (cephalic)</w:t>
       </w:r>
     </w:p>
     <w:p>
-      <w:pPr>
-        <w:spacing w:after="0" w:before="40"/>
-      </w:pPr>
       <w:r>
-        <w:rPr>
-          <w:b/>
-          <w:sz w:val="22"/>
-        </w:rPr>
-        <w:t>Answer: d</w:t>
+        <w:t xml:space="preserve">(b) Breech</w:t>
       </w:r>
     </w:p>
     <w:p>
-      <w:pPr>
-        <w:spacing w:after="0" w:before="0"/>
-      </w:pPr>
       <w:r>
-        <w:rPr>
-          <w:b w:val="0"/>
-          <w:sz w:val="21"/>
-        </w:rPr>
-        <w:t>Solution: Fatty diarrhoea (steatorrhoea) is a common feature of coeliac disease (malabsorption of fat).</w:t>
+        <w:t xml:space="preserve">(c) Transverse</w:t>
       </w:r>
     </w:p>
     <w:p>
-      <w:pPr>
-        <w:spacing w:after="0" w:before="0"/>
-      </w:pPr>
       <w:r>
-        <w:rPr>
-          <w:b w:val="0"/>
-          <w:sz w:val="20"/>
-        </w:rPr>
-        <w:t>Positive Marks: 1</w:t>
+        <w:t xml:space="preserve">(d) Face</w:t>
       </w:r>
     </w:p>
     <w:p>
-      <w:pPr>
-        <w:spacing w:after="160" w:before="0"/>
-      </w:pPr>
       <w:r>
-        <w:rPr>
-          <w:b w:val="0"/>
-          <w:sz w:val="20"/>
-        </w:rPr>
-        <w:t>Negative Marks: 0.25</w:t>
+        <w:t xml:space="preserve">Answer: a</w:t>
       </w:r>
     </w:p>
     <w:p>
-      <w:pPr>
-        <w:spacing w:after="20" w:before="120"/>
-      </w:pPr>
       <w:r>
-        <w:rPr>
-          <w:b/>
-          <w:sz w:val="22"/>
-        </w:rPr>
-        <w:t>Question: SSPE complication occurs from which disease?</w:t>
+        <w:t xml:space="preserve">Solution: Vertex presentation — the head engages first — is the most common and favorable for vaginal delivery. Breech, transverse, and face presentations need special management.</w:t>
       </w:r>
     </w:p>
     <w:p>
-      <w:pPr>
-        <w:spacing w:after="0" w:before="0"/>
-      </w:pPr>
       <w:r>
-        <w:rPr>
-          <w:b w:val="0"/>
-          <w:sz w:val="22"/>
-        </w:rPr>
-        <w:t>(a) Dengue</w:t>
+        <w:t xml:space="preserve">Positive Marks: 1</w:t>
       </w:r>
     </w:p>
     <w:p>
-      <w:pPr>
-        <w:spacing w:after="0" w:before="0"/>
-      </w:pPr>
       <w:r>
-        <w:rPr>
-          <w:b w:val="0"/>
-          <w:sz w:val="22"/>
-        </w:rPr>
-        <w:t>(b) Chickenpox</w:t>
+        <w:t xml:space="preserve">Negative Marks: 0.25</w:t>
       </w:r>
     </w:p>
     <w:p>
-      <w:pPr>
-        <w:spacing w:after="0" w:before="0"/>
-      </w:pPr>
       <w:r>
-        <w:rPr>
-          <w:b w:val="0"/>
-          <w:sz w:val="22"/>
-        </w:rPr>
-        <w:t>(c) Measles</w:t>
+        <w:t xml:space="preserve"/>
       </w:r>
     </w:p>
     <w:p>
-      <w:pPr>
-        <w:spacing w:after="0" w:before="0"/>
-      </w:pPr>
       <w:r>
-        <w:rPr>
-          <w:b w:val="0"/>
-          <w:sz w:val="22"/>
-        </w:rPr>
-        <w:t>(d) Rubella</w:t>
+        <w:t xml:space="preserve">Question: A 4-year-old child with diarrhea has some dehydration. The nurse should:</w:t>
       </w:r>
     </w:p>
     <w:p>
-      <w:pPr>
-        <w:spacing w:after="0" w:before="40"/>
-      </w:pPr>
       <w:r>
-        <w:rPr>
-          <w:b/>
-          <w:sz w:val="22"/>
-        </w:rPr>
-        <w:t>Answer: c</w:t>
+        <w:t xml:space="preserve">(a) Give ORS and reassess after 4 hours</w:t>
       </w:r>
     </w:p>
     <w:p>
-      <w:pPr>
-        <w:spacing w:after="0" w:before="0"/>
-      </w:pPr>
       <w:r>
-        <w:rPr>
-          <w:b w:val="0"/>
-          <w:sz w:val="21"/>
-        </w:rPr>
-        <w:t>Solution: SSPE (Subacute Sclerosing Panencephalitis) is a complication that occurs from the measles virus (option A). SSPE is a rare but serious progressive neurological disorder that affects individuals who have had measles infection, usually occurring several years after the initial infection. It is characterized by inflammation and degeneration of the brain. The exact cause of SSPE is not fully understood, but it is believed to result from persistent measles virus infection in the brain. Vaccination against measles is crucial for preventing SSPE and other complications associated with measles infection.</w:t>
+        <w:t xml:space="preserve">(b) Give IV fluids immediately</w:t>
       </w:r>
     </w:p>
     <w:p>
-      <w:pPr>
-        <w:spacing w:after="0" w:before="0"/>
-      </w:pPr>
       <w:r>
-        <w:rPr>
-          <w:b w:val="0"/>
-          <w:sz w:val="20"/>
-        </w:rPr>
-        <w:t>Positive Marks: 1</w:t>
+        <w:t xml:space="preserve">(c) Give plain water</w:t>
       </w:r>
     </w:p>
     <w:p>
-      <w:pPr>
-        <w:spacing w:after="160" w:before="0"/>
-      </w:pPr>
       <w:r>
-        <w:rPr>
-          <w:b w:val="0"/>
-          <w:sz w:val="20"/>
-        </w:rPr>
-        <w:t>Negative Marks: 0.25</w:t>
+        <w:t xml:space="preserve">(d) Stop feeding</w:t>
       </w:r>
     </w:p>
     <w:p>
-      <w:pPr>
-        <w:spacing w:after="20" w:before="120"/>
-      </w:pPr>
       <w:r>
-        <w:rPr>
-          <w:b/>
-          <w:sz w:val="22"/>
-        </w:rPr>
-        <w:t>Question: Which one of the following first line drug used to managepost-resuscitation hypotension?</w:t>
+        <w:t xml:space="preserve">Answer: a</w:t>
       </w:r>
     </w:p>
     <w:p>
-      <w:pPr>
-        <w:spacing w:after="0" w:before="0"/>
-      </w:pPr>
       <w:r>
-        <w:rPr>
-          <w:b w:val="0"/>
-          <w:sz w:val="22"/>
-        </w:rPr>
-        <w:t>(a) IV Fluid</w:t>
+        <w:t xml:space="preserve">Solution: Some dehydration — ORS (Plan B) 75 mL/kg over 4 hours with reassessment and continued feeding.</w:t>
       </w:r>
     </w:p>
     <w:p>
-      <w:pPr>
-        <w:spacing w:after="0" w:before="0"/>
-      </w:pPr>
       <w:r>
-        <w:rPr>
-          <w:b w:val="0"/>
-          <w:sz w:val="22"/>
-        </w:rPr>
-        <w:t>(b) Dopamine</w:t>
+        <w:t xml:space="preserve">Positive Marks: 1</w:t>
       </w:r>
     </w:p>
     <w:p>
-      <w:pPr>
-        <w:spacing w:after="0" w:before="0"/>
-      </w:pPr>
       <w:r>
-        <w:rPr>
-          <w:b w:val="0"/>
-          <w:sz w:val="22"/>
-        </w:rPr>
-        <w:t>(c) ADR</w:t>
+        <w:t xml:space="preserve">Negative Marks: 0.25</w:t>
       </w:r>
     </w:p>
     <w:p>
-      <w:pPr>
-        <w:spacing w:after="0" w:before="0"/>
-      </w:pPr>
       <w:r>
-        <w:rPr>
-          <w:b w:val="0"/>
-          <w:sz w:val="22"/>
-        </w:rPr>
-        <w:t>(d) NORAD</w:t>
+        <w:t xml:space="preserve"/>
       </w:r>
     </w:p>
     <w:p>
-      <w:pPr>
-        <w:spacing w:after="0" w:before="40"/>
-      </w:pPr>
       <w:r>
-        <w:rPr>
-          <w:b/>
-          <w:sz w:val="22"/>
-        </w:rPr>
-        <w:t>Answer: a</w:t>
+        <w:t xml:space="preserve">Question: A patient with bipolar disorder is being taught about the signs of mania. The nurse should teach the patient to report:</w:t>
       </w:r>
     </w:p>
     <w:p>
-      <w:pPr>
-        <w:spacing w:after="0" w:before="0"/>
-      </w:pPr>
       <w:r>
-        <w:rPr>
-          <w:b w:val="0"/>
-          <w:sz w:val="21"/>
-        </w:rPr>
-        <w:t>Solution: The first-line drug used to manage post-resuscitation hypotension is IV fluid (option D). Post-resuscitation hypotension refers to low blood pressure that can occur following successful resuscitation efforts after cardiac arrest or other life-threatening events. The immediate goal in managing post-resuscitation hypotension is to restore and maintain adequate blood pressure to ensure sufficient perfusion to vital organs. IV fluid administration is typically the first intervention, as it helps to increase intravascular volume and improve cardiac output. This initial fluid resuscitation aims to optimize organ perfusion and restore blood pressure.</w:t>
+        <w:t xml:space="preserve">(a) Decreased need for sleep and impulsive behavior</w:t>
       </w:r>
     </w:p>
     <w:p>
-      <w:pPr>
-        <w:spacing w:after="0" w:before="0"/>
-      </w:pPr>
       <w:r>
-        <w:rPr>
-          <w:b w:val="0"/>
-          <w:sz w:val="20"/>
-        </w:rPr>
-        <w:t>Positive Marks: 1</w:t>
+        <w:t xml:space="preserve">(b) Increased sleep only</w:t>
       </w:r>
     </w:p>
     <w:p>
-      <w:pPr>
-        <w:spacing w:after="160" w:before="0"/>
-      </w:pPr>
       <w:r>
-        <w:rPr>
-          <w:b w:val="0"/>
-          <w:sz w:val="20"/>
-        </w:rPr>
-        <w:t>Negative Marks: 0.25</w:t>
+        <w:t xml:space="preserve">(c) Loss of appetite only</w:t>
       </w:r>
     </w:p>
     <w:p>
-      <w:pPr>
-        <w:spacing w:after="20" w:before="120"/>
-      </w:pPr>
       <w:r>
-        <w:rPr>
-          <w:b/>
-          <w:sz w:val="22"/>
-        </w:rPr>
-        <w:t>Question: What is the initial nursing intervention for a patient who experiences breathing difficulties during a blood transfusion?</w:t>
+        <w:t xml:space="preserve">(d) Normal behavior</w:t>
       </w:r>
     </w:p>
     <w:p>
-      <w:pPr>
-        <w:spacing w:after="0" w:before="0"/>
-      </w:pPr>
       <w:r>
-        <w:rPr>
-          <w:b w:val="0"/>
-          <w:sz w:val="22"/>
-        </w:rPr>
-        <w:t>(a) Continue blood transfusion and give DOC calcium</w:t>
+        <w:t xml:space="preserve">Answer: a</w:t>
       </w:r>
     </w:p>
     <w:p>
-      <w:pPr>
-        <w:spacing w:after="0" w:before="0"/>
-      </w:pPr>
       <w:r>
-        <w:rPr>
-          <w:b w:val="0"/>
-          <w:sz w:val="22"/>
-        </w:rPr>
-        <w:t>(b) Continue blood transfusion and give adrenaline</w:t>
+        <w:t xml:space="preserve">Solution: Early mania signs — decreased sleep, increased energy, rapid speech, and impulsivity — warrant early intervention to prevent full mania.</w:t>
       </w:r>
     </w:p>
     <w:p>
-      <w:pPr>
-        <w:spacing w:after="0" w:before="0"/>
-      </w:pPr>
       <w:r>
-        <w:rPr>
-          <w:b w:val="0"/>
-          <w:sz w:val="22"/>
-        </w:rPr>
-        <w:t>(c) Stop blood transfusion and administer hydrocortisone</w:t>
+        <w:t xml:space="preserve">Positive Marks: 1</w:t>
       </w:r>
     </w:p>
     <w:p>
-      <w:pPr>
-        <w:spacing w:after="0" w:before="0"/>
-      </w:pPr>
       <w:r>
-        <w:rPr>
-          <w:b w:val="0"/>
-          <w:sz w:val="22"/>
-        </w:rPr>
-        <w:t>(d) Stop the infusion and Inform to the doctor</w:t>
+        <w:t xml:space="preserve">Negative Marks: 0.25</w:t>
       </w:r>
     </w:p>
     <w:p>
-      <w:pPr>
-        <w:spacing w:after="0" w:before="40"/>
-      </w:pPr>
       <w:r>
-        <w:rPr>
-          <w:b/>
-          <w:sz w:val="22"/>
-        </w:rPr>
-        <w:t>Answer: d</w:t>
+        <w:t xml:space="preserve"/>
       </w:r>
     </w:p>
     <w:p>
-      <w:pPr>
-        <w:spacing w:after="0" w:before="0"/>
-      </w:pPr>
       <w:r>
-        <w:rPr>
-          <w:b w:val="0"/>
-          <w:sz w:val="21"/>
-        </w:rPr>
-        <w:t>Solution: The priority nursing intervention for a patient with breathing difficulties during a blood transfusion is to stop the infusion immediately and inform the physician. This may indicate a transfusion reaction, such as transfusion-associated circulatory overload (TACO) or transfusion-related acute lung injury (TRALI), which requires prompt medical attention. Nurses should also closely monitor the patient's vital signs, maintain a patent airway, and administer supplemental oxygen as necessary.</w:t>
+        <w:t xml:space="preserve">Question: The "Pradhan Mantri Bhartiya Janaushadhi Kendra" is a step toward:</w:t>
       </w:r>
     </w:p>
     <w:p>
-      <w:pPr>
-        <w:spacing w:after="0" w:before="0"/>
-      </w:pPr>
       <w:r>
-        <w:rPr>
-          <w:b w:val="0"/>
-          <w:sz w:val="20"/>
-        </w:rPr>
-        <w:t>Positive Marks: 1</w:t>
+        <w:t xml:space="preserve">(a) Affordable healthcare for all</w:t>
       </w:r>
     </w:p>
     <w:p>
-      <w:pPr>
-        <w:spacing w:after="160" w:before="0"/>
-      </w:pPr>
       <w:r>
-        <w:rPr>
-          <w:b w:val="0"/>
-          <w:sz w:val="20"/>
-        </w:rPr>
-        <w:t>Negative Marks: 0.25</w:t>
+        <w:t xml:space="preserve">(b) Higher medicine costs</w:t>
       </w:r>
     </w:p>
     <w:p>
-      <w:pPr>
-        <w:spacing w:after="20" w:before="120"/>
-      </w:pPr>
       <w:r>
-        <w:rPr>
-          <w:b/>
-          <w:sz w:val="22"/>
-        </w:rPr>
-        <w:t>Question: Which of the following should not be provided to the newborn in galactosemia?</w:t>
+        <w:t xml:space="preserve">(c) Medicine scarcity</w:t>
       </w:r>
     </w:p>
     <w:p>
-      <w:pPr>
-        <w:spacing w:after="0" w:before="0"/>
-      </w:pPr>
       <w:r>
-        <w:rPr>
-          <w:b w:val="0"/>
-          <w:sz w:val="22"/>
-        </w:rPr>
-        <w:t>(a) Starch</w:t>
+        <w:t xml:space="preserve">(d) Import dependence</w:t>
       </w:r>
     </w:p>
     <w:p>
-      <w:pPr>
-        <w:spacing w:after="0" w:before="0"/>
-      </w:pPr>
       <w:r>
-        <w:rPr>
-          <w:b w:val="0"/>
-          <w:sz w:val="22"/>
-        </w:rPr>
-        <w:t>(b) Gluten</w:t>
+        <w:t xml:space="preserve">Answer: a</w:t>
       </w:r>
     </w:p>
     <w:p>
-      <w:pPr>
-        <w:spacing w:after="0" w:before="0"/>
-      </w:pPr>
       <w:r>
-        <w:rPr>
-          <w:b w:val="0"/>
-          <w:sz w:val="22"/>
-        </w:rPr>
-        <w:t>(c) Milk</w:t>
+        <w:t xml:space="preserve">Solution: Affordable generic medicines reduce costs — advancing accessible healthcare for all citizens.</w:t>
       </w:r>
     </w:p>
     <w:p>
-      <w:pPr>
-        <w:spacing w:after="0" w:before="0"/>
-      </w:pPr>
       <w:r>
-        <w:rPr>
-          <w:b w:val="0"/>
-          <w:sz w:val="22"/>
-        </w:rPr>
-        <w:t>(d) Glycogen</w:t>
+        <w:t xml:space="preserve">Positive Marks: 1</w:t>
       </w:r>
     </w:p>
     <w:p>
-      <w:pPr>
-        <w:spacing w:after="0" w:before="40"/>
-      </w:pPr>
       <w:r>
-        <w:rPr>
-          <w:b/>
-          <w:sz w:val="22"/>
-        </w:rPr>
-        <w:t>Answer: c</w:t>
+        <w:t xml:space="preserve">Negative Marks: 0.25</w:t>
       </w:r>
     </w:p>
     <w:p>
-      <w:pPr>
-        <w:spacing w:after="0" w:before="0"/>
-      </w:pPr>
       <w:r>
-        <w:rPr>
-          <w:b w:val="0"/>
-          <w:sz w:val="21"/>
-        </w:rPr>
-        <w:t>Solution: In galactosemia, milk (lactose) must be avoided as the infant cannot metabolise galactose.</w:t>
+        <w:t xml:space="preserve"/>
       </w:r>
     </w:p>
     <w:p>
-      <w:pPr>
-        <w:spacing w:after="0" w:before="0"/>
-      </w:pPr>
       <w:r>
-        <w:rPr>
-          <w:b w:val="0"/>
-          <w:sz w:val="20"/>
-        </w:rPr>
-        <w:t>Positive Marks: 1</w:t>
+        <w:t xml:space="preserve">Question: The nurse is to give 0.24 g of a medication. The vial contains 80 mg/mL. The volume to give is:</w:t>
       </w:r>
     </w:p>
     <w:p>
-      <w:pPr>
-        <w:spacing w:after="160" w:before="0"/>
-      </w:pPr>
       <w:r>
-        <w:rPr>
-          <w:b w:val="0"/>
-          <w:sz w:val="20"/>
-        </w:rPr>
-        <w:t>Negative Marks: 0.25</w:t>
+        <w:t xml:space="preserve">(a) 2 mL</w:t>
       </w:r>
     </w:p>
     <w:p>
-      <w:pPr>
-        <w:spacing w:after="20" w:before="120"/>
-      </w:pPr>
       <w:r>
-        <w:rPr>
-          <w:b/>
-          <w:sz w:val="22"/>
-        </w:rPr>
-        <w:t>Question: Which of the following is an example of primary prevention?</w:t>
+        <w:t xml:space="preserve">(b) 3 mL</w:t>
       </w:r>
     </w:p>
     <w:p>
-      <w:pPr>
-        <w:spacing w:after="0" w:before="0"/>
-      </w:pPr>
       <w:r>
-        <w:rPr>
-          <w:b w:val="0"/>
-          <w:sz w:val="22"/>
-        </w:rPr>
-        <w:t>(a) Immunisation against measles</w:t>
+        <w:t xml:space="preserve">(c) 4 mL</w:t>
       </w:r>
     </w:p>
     <w:p>
-      <w:pPr>
-        <w:spacing w:after="0" w:before="0"/>
-      </w:pPr>
       <w:r>
-        <w:rPr>
-          <w:b w:val="0"/>
-          <w:sz w:val="22"/>
-        </w:rPr>
-        <w:t>(b) Screening for hypertension</w:t>
+        <w:t xml:space="preserve">(d) 5 mL</w:t>
       </w:r>
     </w:p>
     <w:p>
-      <w:pPr>
-        <w:spacing w:after="0" w:before="0"/>
-      </w:pPr>
       <w:r>
-        <w:rPr>
-          <w:b w:val="0"/>
-          <w:sz w:val="22"/>
-        </w:rPr>
-        <w:t>(c) Rehabilitation after stroke</w:t>
+        <w:t xml:space="preserve">Answer: b</w:t>
       </w:r>
     </w:p>
     <w:p>
-      <w:pPr>
-        <w:spacing w:after="0" w:before="0"/>
-      </w:pPr>
       <w:r>
-        <w:rPr>
-          <w:b w:val="0"/>
-          <w:sz w:val="22"/>
-        </w:rPr>
-        <w:t>(d) Early treatment of tuberculosis</w:t>
+        <w:t xml:space="preserve">Solution: 0.24 g = 240 mg. Volume = 240 ÷ 80 = 3 mL.</w:t>
       </w:r>
     </w:p>
     <w:p>
-      <w:pPr>
-        <w:spacing w:after="0" w:before="40"/>
-      </w:pPr>
       <w:r>
-        <w:rPr>
-          <w:b/>
-          <w:sz w:val="22"/>
-        </w:rPr>
-        <w:t>Answer: a</w:t>
+        <w:t xml:space="preserve">Positive Marks: 1</w:t>
       </w:r>
     </w:p>
     <w:p>
-      <w:pPr>
-        <w:spacing w:after="0" w:before="0"/>
-      </w:pPr>
       <w:r>
-        <w:rPr>
-          <w:b w:val="0"/>
-          <w:sz w:val="21"/>
-        </w:rPr>
-        <w:t>Solution: Immunisation prevents disease before it occurs - primary prevention; screening is secondary prevention.</w:t>
+        <w:t xml:space="preserve">Negative Marks: 0.25</w:t>
       </w:r>
     </w:p>
     <w:p>
-      <w:pPr>
-        <w:spacing w:after="0" w:before="0"/>
-      </w:pPr>
       <w:r>
-        <w:rPr>
-          <w:b w:val="0"/>
-          <w:sz w:val="20"/>
-        </w:rPr>
-        <w:t>Positive Marks: 1</w:t>
+        <w:t xml:space="preserve"/>
       </w:r>
     </w:p>
     <w:p>
-      <w:pPr>
-        <w:spacing w:after="160" w:before="0"/>
-      </w:pPr>
       <w:r>
-        <w:rPr>
-          <w:b w:val="0"/>
-          <w:sz w:val="20"/>
-        </w:rPr>
-        <w:t>Negative Marks: 0.25</w:t>
+        <w:t xml:space="preserve">Question: The normal adult blood pressure is:</w:t>
+      </w:r>
+    </w:p>
+    <w:p>
+      <w:r>
+        <w:t xml:space="preserve">(a) Less than 120/80 mmHg</w:t>
+      </w:r>
+    </w:p>
+    <w:p>
+      <w:r>
+        <w:t xml:space="preserve">(b) 140/90 mmHg</w:t>
+      </w:r>
+    </w:p>
+    <w:p>
+      <w:r>
+        <w:t xml:space="preserve">(c) 160/100 mmHg</w:t>
+      </w:r>
+    </w:p>
+    <w:p>
+      <w:r>
+        <w:t xml:space="preserve">(d) 180/110 mmHg</w:t>
+      </w:r>
+    </w:p>
+    <w:p>
+      <w:r>
+        <w:t xml:space="preserve">Answer: a</w:t>
+      </w:r>
+    </w:p>
+    <w:p>
+      <w:r>
+        <w:t xml:space="preserve">Solution: Normal BP is &lt;120/80 mmHg. The nurse measures BP accurately for diagnosis and monitoring.</w:t>
+      </w:r>
+    </w:p>
+    <w:p>
+      <w:r>
+        <w:t xml:space="preserve">Positive Marks: 1</w:t>
+      </w:r>
+    </w:p>
+    <w:p>
+      <w:r>
+        <w:t xml:space="preserve">Negative Marks: 0.25</w:t>
+      </w:r>
+    </w:p>
+    <w:p>
+      <w:r>
+        <w:t xml:space="preserve"/>
+      </w:r>
+    </w:p>
+    <w:p>
+      <w:r>
+        <w:t xml:space="preserve">Question: A patient with a burn injury is in the acute phase. The nurse should:</w:t>
+      </w:r>
+    </w:p>
+    <w:p>
+      <w:r>
+        <w:t xml:space="preserve">(a) Provide wound care, monitor for infection, and support nutrition</w:t>
+      </w:r>
+    </w:p>
+    <w:p>
+      <w:r>
+        <w:t xml:space="preserve">(b) Apply dressings only</w:t>
+      </w:r>
+    </w:p>
+    <w:p>
+      <w:r>
+        <w:t xml:space="preserve">(c) Restrict fluids</w:t>
+      </w:r>
+    </w:p>
+    <w:p>
+      <w:r>
+        <w:t xml:space="preserve">(d) Skip monitoring</w:t>
+      </w:r>
+    </w:p>
+    <w:p>
+      <w:r>
+        <w:t xml:space="preserve">Answer: a</w:t>
+      </w:r>
+    </w:p>
+    <w:p>
+      <w:r>
+        <w:t xml:space="preserve">Solution: Acute burn phase — wound care (aseptic, debridement), infection surveillance, nutrition (high protein/calorie), and rehabilitation.</w:t>
+      </w:r>
+    </w:p>
+    <w:p>
+      <w:r>
+        <w:t xml:space="preserve">Positive Marks: 1</w:t>
+      </w:r>
+    </w:p>
+    <w:p>
+      <w:r>
+        <w:t xml:space="preserve">Negative Marks: 0.25</w:t>
       </w:r>
     </w:p>
     <w:sectPr>
       <w:pgSz w:w="12240" w:h="15840"/>
-      <w:pgMar w:top="864" w:right="1008" w:bottom="864" w:left="1008" w:header="720" w:footer="720" w:gutter="0"/>
+      <w:pgMar w:top="1440" w:right="1800" w:bottom="1440" w:left="1800" w:header="720" w:footer="720" w:gutter="0"/>
       <w:cols w:space="720"/>
       <w:docGrid w:linePitch="360"/>
     </w:sectPr>
@@ -2535,10 +1365,6 @@
     <w:name w:val="Normal"/>
     <w:qFormat/>
     <w:rsid w:val="00FC693F"/>
-    <w:rPr>
-      <w:rFonts w:ascii="Calibri" w:hAnsi="Calibri"/>
-      <w:sz w:val="22"/>
-    </w:rPr>
   </w:style>
   <w:style w:type="paragraph" w:styleId="Header">
     <w:name w:val="header"/>
